--- a/index.docx
+++ b/index.docx
@@ -7,7 +7,7 @@
         <w:pStyle w:val="Title"/>
       </w:pPr>
       <w:r>
-        <w:t xml:space="preserve">Seminar Machine Learning for Microscopy WS 25</w:t>
+        <w:t xml:space="preserve">Seminar Machine Learning for Microscopy WS 26</w:t>
       </w:r>
     </w:p>
     <w:p>
@@ -23,31 +23,31 @@
         <w:pStyle w:val="Date"/>
       </w:pPr>
       <w:r>
-        <w:t xml:space="preserve">2025-10-17</w:t>
+        <w:t xml:space="preserve">2026-09-27</w:t>
       </w:r>
     </w:p>
     <w:p>
       <w:pPr>
         <w:pStyle w:val="FirstParagraph"/>
       </w:pPr>
-      <w:hyperlink r:id="rId23">
+      <w:hyperlink r:id="rId12">
         <w:r>
           <w:drawing>
             <wp:inline>
               <wp:extent cx="2857500" cy="1465791"/>
               <wp:effectExtent b="0" l="0" r="0" t="0"/>
-              <wp:docPr descr="" title="" id="21" name="Picture"/>
+              <wp:docPr descr="" title="" id="10" name="Picture"/>
               <a:graphic>
                 <a:graphicData uri="http://schemas.openxmlformats.org/drawingml/2006/picture">
                   <pic:pic>
                     <pic:nvPicPr>
-                      <pic:cNvPr descr="images/eclipse_header.png" id="22" name="Picture"/>
+                      <pic:cNvPr descr="images/eclipse_header.png" id="11" name="Picture"/>
                       <pic:cNvPicPr>
                         <a:picLocks noChangeArrowheads="1" noChangeAspect="1"/>
                       </pic:cNvPicPr>
                     </pic:nvPicPr>
                     <pic:blipFill>
-                      <a:blip r:embed="rId20"/>
+                      <a:blip r:embed="rId9"/>
                       <a:stretch>
                         <a:fillRect/>
                       </a:stretch>
@@ -79,24 +79,24 @@
       <w:pPr>
         <w:pStyle w:val="BodyText"/>
       </w:pPr>
-      <w:hyperlink r:id="rId27">
+      <w:hyperlink r:id="rId16">
         <w:r>
           <w:drawing>
             <wp:inline>
               <wp:extent cx="1143000" cy="1143000"/>
               <wp:effectExtent b="0" l="0" r="0" t="0"/>
-              <wp:docPr descr="" title="" id="25" name="Picture"/>
+              <wp:docPr descr="" title="" id="14" name="Picture"/>
               <a:graphic>
                 <a:graphicData uri="http://schemas.openxmlformats.org/drawingml/2006/picture">
                   <pic:pic>
                     <pic:nvPicPr>
-                      <pic:cNvPr descr="images/github.jpeg" id="26" name="Picture"/>
+                      <pic:cNvPr descr="images/github.jpeg" id="15" name="Picture"/>
                       <pic:cNvPicPr>
                         <a:picLocks noChangeArrowheads="1" noChangeAspect="1"/>
                       </pic:cNvPicPr>
                     </pic:nvPicPr>
                     <pic:blipFill>
-                      <a:blip r:embed="rId24"/>
+                      <a:blip r:embed="rId13"/>
                       <a:stretch>
                         <a:fillRect/>
                       </a:stretch>
@@ -140,24 +140,24 @@
       <w:pPr>
         <w:pStyle w:val="BodyText"/>
       </w:pPr>
-      <w:hyperlink r:id="rId31">
+      <w:hyperlink r:id="rId20">
         <w:r>
           <w:drawing>
             <wp:inline>
               <wp:extent cx="1143000" cy="1143000"/>
               <wp:effectExtent b="0" l="0" r="0" t="0"/>
-              <wp:docPr descr="" title="" id="29" name="Picture"/>
+              <wp:docPr descr="" title="" id="18" name="Picture"/>
               <a:graphic>
                 <a:graphicData uri="http://schemas.openxmlformats.org/drawingml/2006/picture">
                   <pic:pic>
                     <pic:nvPicPr>
-                      <pic:cNvPr descr="images/studon.jpeg" id="30" name="Picture"/>
+                      <pic:cNvPr descr="images/studon.jpeg" id="19" name="Picture"/>
                       <pic:cNvPicPr>
                         <a:picLocks noChangeArrowheads="1" noChangeAspect="1"/>
                       </pic:cNvPicPr>
                     </pic:nvPicPr>
                     <pic:blipFill>
-                      <a:blip r:embed="rId28"/>
+                      <a:blip r:embed="rId17"/>
                       <a:stretch>
                         <a:fillRect/>
                       </a:stretch>
@@ -197,7 +197,32 @@
         <w:t xml:space="preserve">Studon Link</w:t>
       </w:r>
     </w:p>
-    <w:bookmarkStart w:id="32" w:name="topics"/>
+    <w:p>
+      <w:pPr>
+        <w:pStyle w:val="BodyText"/>
+      </w:pPr>
+      <w:hyperlink r:id="rId12">
+        <w:r>
+          <w:rPr>
+            <w:rStyle w:val="Hyperlink"/>
+          </w:rPr>
+          <w:t xml:space="preserve">Pelz Lab website</w:t>
+        </w:r>
+      </w:hyperlink>
+    </w:p>
+    <w:p>
+      <w:pPr>
+        <w:pStyle w:val="BodyText"/>
+      </w:pPr>
+      <w:r>
+        <w:rPr>
+          <w:b/>
+          <w:bCs/>
+        </w:rPr>
+        <w:t xml:space="preserve">Wed 16:00h - 17:30h, IZNF Rm 01.140</w:t>
+      </w:r>
+    </w:p>
+    <w:bookmarkStart w:id="21" w:name="topics"/>
     <w:p>
       <w:pPr>
         <w:pStyle w:val="Heading1"/>
@@ -206,141 +231,139 @@
         <w:t xml:space="preserve">1. Topics</w:t>
       </w:r>
     </w:p>
-    <w:p>
-      <w:pPr>
-        <w:pStyle w:val="Compact"/>
-        <w:numPr>
-          <w:ilvl w:val="0"/>
-          <w:numId w:val="1001"/>
-        </w:numPr>
-      </w:pPr>
-      <w:r>
-        <w:t xml:space="preserve">Intro</w:t>
-      </w:r>
-    </w:p>
-    <w:p>
-      <w:pPr>
-        <w:pStyle w:val="Compact"/>
-        <w:numPr>
-          <w:ilvl w:val="0"/>
-          <w:numId w:val="1001"/>
-        </w:numPr>
-      </w:pPr>
-      <w:r>
-        <w:t xml:space="preserve">Convolutional Neural Networks in Microscopy</w:t>
-      </w:r>
-    </w:p>
-    <w:p>
-      <w:pPr>
-        <w:pStyle w:val="Compact"/>
-        <w:numPr>
-          <w:ilvl w:val="0"/>
-          <w:numId w:val="1001"/>
-        </w:numPr>
-      </w:pPr>
-      <w:r>
-        <w:t xml:space="preserve">Generative Adversarial Networks in Microscopy</w:t>
-      </w:r>
-    </w:p>
-    <w:p>
-      <w:pPr>
-        <w:pStyle w:val="Compact"/>
-        <w:numPr>
-          <w:ilvl w:val="0"/>
-          <w:numId w:val="1001"/>
-        </w:numPr>
-      </w:pPr>
-      <w:r>
-        <w:t xml:space="preserve">Transformers in Microscopy</w:t>
-      </w:r>
-    </w:p>
-    <w:p>
-      <w:pPr>
-        <w:pStyle w:val="Compact"/>
-        <w:numPr>
-          <w:ilvl w:val="0"/>
-          <w:numId w:val="1001"/>
-        </w:numPr>
-      </w:pPr>
-      <w:r>
-        <w:t xml:space="preserve">Self-Supervised Learning in Microscopy</w:t>
-      </w:r>
-    </w:p>
-    <w:p>
-      <w:pPr>
-        <w:pStyle w:val="Compact"/>
-        <w:numPr>
-          <w:ilvl w:val="0"/>
-          <w:numId w:val="1001"/>
-        </w:numPr>
-      </w:pPr>
-      <w:r>
-        <w:t xml:space="preserve">Transfer Learning in Microscopy</w:t>
+    <w:bookmarkEnd w:id="21"/>
+    <w:bookmarkStart w:id="35" w:name="schedule"/>
+    <w:p>
+      <w:pPr>
+        <w:pStyle w:val="Heading1"/>
+      </w:pPr>
+      <w:r>
+        <w:t xml:space="preserve">2. Schedule</w:t>
+      </w:r>
+    </w:p>
+    <w:bookmarkStart w:id="22" w:name="session-1-intro-21.10.2026"/>
+    <w:p>
+      <w:pPr>
+        <w:pStyle w:val="Heading2"/>
+      </w:pPr>
+      <w:r>
+        <w:t xml:space="preserve">2.1 Session 1: Intro (21.10.2026)</w:t>
+      </w:r>
+    </w:p>
+    <w:bookmarkEnd w:id="22"/>
+    <w:bookmarkStart w:id="23" w:name="Xa9cf554e68d65eecbae9264d9ea17767d7c0004"/>
+    <w:p>
+      <w:pPr>
+        <w:pStyle w:val="Heading2"/>
+      </w:pPr>
+      <w:r>
+        <w:t xml:space="preserve">2.2 Sessions 2-5: Journal Club 28.10.26 - 18.11.26</w:t>
+      </w:r>
+    </w:p>
+    <w:bookmarkEnd w:id="23"/>
+    <w:bookmarkStart w:id="24" w:name="session-6-25.11.26---talks-1---2"/>
+    <w:p>
+      <w:pPr>
+        <w:pStyle w:val="Heading2"/>
+      </w:pPr>
+      <w:r>
+        <w:t xml:space="preserve">2.3 Session 6: 25.11.26 - Talks 1 - 2</w:t>
+      </w:r>
+    </w:p>
+    <w:bookmarkEnd w:id="24"/>
+    <w:bookmarkStart w:id="25" w:name="session-7-02.12.26---talks-3---4"/>
+    <w:p>
+      <w:pPr>
+        <w:pStyle w:val="Heading2"/>
+      </w:pPr>
+      <w:r>
+        <w:t xml:space="preserve">2.4 Session 7: 02.12.26 - Talks 3 - 4</w:t>
+      </w:r>
+    </w:p>
+    <w:bookmarkEnd w:id="25"/>
+    <w:bookmarkStart w:id="26" w:name="session-8-09.12.26---talks-5---6"/>
+    <w:p>
+      <w:pPr>
+        <w:pStyle w:val="Heading2"/>
+      </w:pPr>
+      <w:r>
+        <w:t xml:space="preserve">2.5 Session 8: 09.12.26 - Talks 5 - 6</w:t>
+      </w:r>
+    </w:p>
+    <w:bookmarkEnd w:id="26"/>
+    <w:bookmarkStart w:id="27" w:name="session-9-16.12.26---talks-7---8"/>
+    <w:p>
+      <w:pPr>
+        <w:pStyle w:val="Heading2"/>
+      </w:pPr>
+      <w:r>
+        <w:t xml:space="preserve">2.6 Session 9: 16.12.26 - Talks 7 - 8</w:t>
+      </w:r>
+    </w:p>
+    <w:bookmarkEnd w:id="27"/>
+    <w:bookmarkStart w:id="28" w:name="session-10-06.01.27---talks-9---10"/>
+    <w:p>
+      <w:pPr>
+        <w:pStyle w:val="Heading2"/>
+      </w:pPr>
+      <w:r>
+        <w:t xml:space="preserve">2.7 Session 10: 06.01.27 - Talks 9 - 10</w:t>
+      </w:r>
+    </w:p>
+    <w:bookmarkEnd w:id="28"/>
+    <w:bookmarkStart w:id="29" w:name="session-11-13.01.27---talks-11---12"/>
+    <w:p>
+      <w:pPr>
+        <w:pStyle w:val="Heading2"/>
+      </w:pPr>
+      <w:r>
+        <w:t xml:space="preserve">2.8 Session 11: 13.01.27 - Talks 11 - 12</w:t>
+      </w:r>
+    </w:p>
+    <w:bookmarkEnd w:id="29"/>
+    <w:bookmarkStart w:id="30" w:name="session-12-20.01.27---talks-13---14"/>
+    <w:p>
+      <w:pPr>
+        <w:pStyle w:val="Heading2"/>
+      </w:pPr>
+      <w:r>
+        <w:t xml:space="preserve">2.9 Session 12: 20.01.27 - Talks 13 - 14</w:t>
+      </w:r>
+    </w:p>
+    <w:bookmarkEnd w:id="30"/>
+    <w:bookmarkStart w:id="31" w:name="session-13-27.01.27---talks-15---16"/>
+    <w:p>
+      <w:pPr>
+        <w:pStyle w:val="Heading2"/>
+      </w:pPr>
+      <w:r>
+        <w:t xml:space="preserve">2.10 Session 13: 27.01.27 - Talks 15 - 16</w:t>
+      </w:r>
+    </w:p>
+    <w:bookmarkEnd w:id="31"/>
+    <w:bookmarkStart w:id="32" w:name="session-14-03.02.27---buffer-wrap-up"/>
+    <w:p>
+      <w:pPr>
+        <w:pStyle w:val="Heading2"/>
+      </w:pPr>
+      <w:r>
+        <w:t xml:space="preserve">2.11 Session 14: 03.02.27 - Buffer / Wrap-up</w:t>
       </w:r>
     </w:p>
     <w:bookmarkEnd w:id="32"/>
-    <w:bookmarkStart w:id="39" w:name="schedule"/>
-    <w:p>
-      <w:pPr>
-        <w:pStyle w:val="Heading1"/>
-      </w:pPr>
-      <w:r>
-        <w:t xml:space="preserve">2. Schedule</w:t>
-      </w:r>
-    </w:p>
-    <w:bookmarkStart w:id="33" w:name="session-1-intro-24.10.2025"/>
+    <w:bookmarkStart w:id="34" w:name="references"/>
     <w:p>
       <w:pPr>
         <w:pStyle w:val="Heading2"/>
       </w:pPr>
       <w:r>
-        <w:t xml:space="preserve">2.1 Session 1: Intro (24.10.2025)</w:t>
-      </w:r>
-    </w:p>
+        <w:t xml:space="preserve">References</w:t>
+      </w:r>
+    </w:p>
+    <w:bookmarkStart w:id="33" w:name="refs"/>
     <w:bookmarkEnd w:id="33"/>
-    <w:bookmarkStart w:id="34" w:name="Xc3358b2dd64de1995672de0ee4ea7a485f6be6a"/>
-    <w:p>
-      <w:pPr>
-        <w:pStyle w:val="Heading2"/>
-      </w:pPr>
-      <w:r>
-        <w:t xml:space="preserve">2.2 Sessions 2-5: Journal Club 31.10.25 - 28.11.25</w:t>
-      </w:r>
-    </w:p>
     <w:bookmarkEnd w:id="34"/>
-    <w:bookmarkStart w:id="35" w:name="session-6-05.12.25---talks-1---2"/>
-    <w:p>
-      <w:pPr>
-        <w:pStyle w:val="Heading2"/>
-      </w:pPr>
-      <w:r>
-        <w:t xml:space="preserve">2.3 Session 6: 05.12.25 - Talks 1 - 2</w:t>
-      </w:r>
-    </w:p>
     <w:bookmarkEnd w:id="35"/>
-    <w:bookmarkStart w:id="36" w:name="session-7-12.12.25---talks-3---4"/>
-    <w:p>
-      <w:pPr>
-        <w:pStyle w:val="Heading2"/>
-      </w:pPr>
-      <w:r>
-        <w:t xml:space="preserve">2.4 Session 7: 12.12.25 - Talks 3 - 4</w:t>
-      </w:r>
-    </w:p>
-    <w:bookmarkEnd w:id="36"/>
-    <w:bookmarkStart w:id="38" w:name="references"/>
-    <w:p>
-      <w:pPr>
-        <w:pStyle w:val="Heading2"/>
-      </w:pPr>
-      <w:r>
-        <w:t xml:space="preserve">References</w:t>
-      </w:r>
-    </w:p>
-    <w:bookmarkStart w:id="37" w:name="refs"/>
-    <w:bookmarkEnd w:id="37"/>
-    <w:bookmarkEnd w:id="38"/>
-    <w:bookmarkEnd w:id="39"/>
     <w:sectPr>
       <w:footnotePr>
         <w:numRestart w:val="eachSect"/>
@@ -451,123 +474,8 @@
       </w:pPr>
     </w:lvl>
   </w:abstractNum>
-  <w:abstractNum w:abstractNumId="99411">
-    <w:nsid w:val="00A99411"/>
-    <w:multiLevelType w:val="multilevel"/>
-    <w:lvl w:ilvl="0">
-      <w:start w:val="1"/>
-      <w:numFmt w:val="decimal"/>
-      <w:lvlText w:val="%1."/>
-      <w:lvlJc w:val="left"/>
-      <w:pPr>
-        <w:ind w:left="720" w:hanging="360"/>
-      </w:pPr>
-    </w:lvl>
-    <w:lvl w:ilvl="1">
-      <w:start w:val="1"/>
-      <w:numFmt w:val="decimal"/>
-      <w:lvlText w:val="%2."/>
-      <w:lvlJc w:val="left"/>
-      <w:pPr>
-        <w:ind w:left="1440" w:hanging="360"/>
-      </w:pPr>
-    </w:lvl>
-    <w:lvl w:ilvl="2">
-      <w:start w:val="1"/>
-      <w:numFmt w:val="decimal"/>
-      <w:lvlText w:val="%3."/>
-      <w:lvlJc w:val="left"/>
-      <w:pPr>
-        <w:ind w:left="2160" w:hanging="360"/>
-      </w:pPr>
-    </w:lvl>
-    <w:lvl w:ilvl="3">
-      <w:start w:val="1"/>
-      <w:numFmt w:val="decimal"/>
-      <w:lvlText w:val="%4."/>
-      <w:lvlJc w:val="left"/>
-      <w:pPr>
-        <w:ind w:left="2880" w:hanging="360"/>
-      </w:pPr>
-    </w:lvl>
-    <w:lvl w:ilvl="4">
-      <w:start w:val="1"/>
-      <w:numFmt w:val="decimal"/>
-      <w:lvlText w:val="%5."/>
-      <w:lvlJc w:val="left"/>
-      <w:pPr>
-        <w:ind w:left="3600" w:hanging="360"/>
-      </w:pPr>
-    </w:lvl>
-    <w:lvl w:ilvl="5">
-      <w:start w:val="1"/>
-      <w:numFmt w:val="decimal"/>
-      <w:lvlText w:val="%6."/>
-      <w:lvlJc w:val="left"/>
-      <w:pPr>
-        <w:ind w:left="4320" w:hanging="360"/>
-      </w:pPr>
-    </w:lvl>
-    <w:lvl w:ilvl="6">
-      <w:start w:val="1"/>
-      <w:numFmt w:val="decimal"/>
-      <w:lvlText w:val="%7."/>
-      <w:lvlJc w:val="left"/>
-      <w:pPr>
-        <w:ind w:left="5040" w:hanging="360"/>
-      </w:pPr>
-    </w:lvl>
-    <w:lvl w:ilvl="7">
-      <w:start w:val="1"/>
-      <w:numFmt w:val="decimal"/>
-      <w:lvlText w:val="%8."/>
-      <w:lvlJc w:val="left"/>
-      <w:pPr>
-        <w:ind w:left="5760" w:hanging="360"/>
-      </w:pPr>
-    </w:lvl>
-    <w:lvl w:ilvl="8">
-      <w:start w:val="1"/>
-      <w:numFmt w:val="decimal"/>
-      <w:lvlText w:val="%9."/>
-      <w:lvlJc w:val="left"/>
-      <w:pPr>
-        <w:ind w:left="6480" w:hanging="360"/>
-      </w:pPr>
-    </w:lvl>
-  </w:abstractNum>
   <w:num w:numId="1000">
     <w:abstractNumId w:val="990"/>
-  </w:num>
-  <w:num w:numId="1001">
-    <w:abstractNumId w:val="99411"/>
-    <w:lvlOverride w:ilvl="0">
-      <w:startOverride w:val="1"/>
-    </w:lvlOverride>
-    <w:lvlOverride w:ilvl="1">
-      <w:startOverride w:val="1"/>
-    </w:lvlOverride>
-    <w:lvlOverride w:ilvl="2">
-      <w:startOverride w:val="1"/>
-    </w:lvlOverride>
-    <w:lvlOverride w:ilvl="3">
-      <w:startOverride w:val="1"/>
-    </w:lvlOverride>
-    <w:lvlOverride w:ilvl="4">
-      <w:startOverride w:val="1"/>
-    </w:lvlOverride>
-    <w:lvlOverride w:ilvl="5">
-      <w:startOverride w:val="1"/>
-    </w:lvlOverride>
-    <w:lvlOverride w:ilvl="6">
-      <w:startOverride w:val="1"/>
-    </w:lvlOverride>
-    <w:lvlOverride w:ilvl="7">
-      <w:startOverride w:val="1"/>
-    </w:lvlOverride>
-    <w:lvlOverride w:ilvl="8">
-      <w:startOverride w:val="1"/>
-    </w:lvlOverride>
   </w:num>
 </w:numbering>
 </file>
@@ -577,10 +485,10 @@
   <w:docDefaults>
     <w:rPrDefault>
       <w:rPr>
-        <w:rFonts w:asciiTheme="minorHAnsi" w:cstheme="minorBidi" w:eastAsiaTheme="minorHAnsi" w:hAnsiTheme="minorHAnsi"/>
+        <w:rFonts w:asciiTheme="minorHAnsi" w:cstheme="minorBidi" w:eastAsiaTheme="minorEastAsia" w:hAnsiTheme="minorHAnsi"/>
         <w:sz w:val="24"/>
         <w:szCs w:val="24"/>
-        <w:lang w:bidi="ar-SA" w:eastAsia="en-US" w:val="en-US"/>
+        <w:lang w:bidi="ar-SA" w:eastAsia="zh-CN" w:val="en-US"/>
       </w:rPr>
     </w:rPrDefault>
     <w:pPrDefault>
@@ -1121,13 +1029,6 @@
       </w:tblCellMar>
     </w:tblPr>
     <w:tblStylePr w:type="firstRow">
-      <w:tblPr>
-        <w:jc w:val="left"/>
-        <w:tblInd w:type="dxa" w:w="0"/>
-      </w:tblPr>
-      <w:trPr>
-        <w:jc w:val="left"/>
-      </w:trPr>
       <w:tcPr>
         <w:tcBorders>
           <w:bottom w:val="single"/>

--- a/index.docx
+++ b/index.docx
@@ -7,7 +7,7 @@
         <w:pStyle w:val="Title"/>
       </w:pPr>
       <w:r>
-        <w:t xml:space="preserve">Seminar Machine Learning for Microscopy WS 26</w:t>
+        <w:t xml:space="preserve">Seminar Machine Learning in Microscopy WS 26/27</w:t>
       </w:r>
     </w:p>
     <w:p>
@@ -23,7 +23,7 @@
         <w:pStyle w:val="Date"/>
       </w:pPr>
       <w:r>
-        <w:t xml:space="preserve">2026-09-27</w:t>
+        <w:t xml:space="preserve">2026-10-22</w:t>
       </w:r>
     </w:p>
     <w:p>
@@ -210,6 +210,43 @@
         </w:r>
       </w:hyperlink>
     </w:p>
+    <w:bookmarkStart w:id="22" w:name="course-overview"/>
+    <w:p>
+      <w:pPr>
+        <w:pStyle w:val="Heading2"/>
+      </w:pPr>
+      <w:r>
+        <w:t xml:space="preserve">Course overview</w:t>
+      </w:r>
+    </w:p>
+    <w:p>
+      <w:pPr>
+        <w:pStyle w:val="FirstParagraph"/>
+      </w:pPr>
+      <w:r>
+        <w:t xml:space="preserve">The seminar meets on Wednesdays, 16:00–17:30, in IZNF room 01.140.</w:t>
+      </w:r>
+      <w:r>
+        <w:t xml:space="preserve"> </w:t>
+      </w:r>
+      <w:r>
+        <w:t xml:space="preserve">The first session is on 28.10.2026.</w:t>
+      </w:r>
+      <w:r>
+        <w:t xml:space="preserve"> </w:t>
+      </w:r>
+      <w:r>
+        <w:t xml:space="preserve">There is no session on 21.10.2026, 23.12.2026, 30.12.2026 and 06.01.2027.</w:t>
+      </w:r>
+    </w:p>
+    <w:p>
+      <w:pPr>
+        <w:pStyle w:val="BodyText"/>
+      </w:pPr>
+      <w:r>
+        <w:t xml:space="preserve">Slides, the topic sign-up and the forum are on StudOn.</w:t>
+      </w:r>
+    </w:p>
     <w:p>
       <w:pPr>
         <w:pStyle w:val="BodyText"/>
@@ -219,151 +256,1777 @@
           <w:b/>
           <w:bCs/>
         </w:rPr>
-        <w:t xml:space="preserve">Wed 16:00h - 17:30h, IZNF Rm 01.140</w:t>
-      </w:r>
-    </w:p>
-    <w:bookmarkStart w:id="21" w:name="topics"/>
-    <w:p>
-      <w:pPr>
-        <w:pStyle w:val="Heading1"/>
-      </w:pPr>
-      <w:r>
-        <w:t xml:space="preserve">1. Topics</w:t>
-      </w:r>
-    </w:p>
-    <w:bookmarkEnd w:id="21"/>
-    <w:bookmarkStart w:id="35" w:name="schedule"/>
-    <w:p>
-      <w:pPr>
-        <w:pStyle w:val="Heading1"/>
-      </w:pPr>
-      <w:r>
-        <w:t xml:space="preserve">2. Schedule</w:t>
-      </w:r>
-    </w:p>
-    <w:bookmarkStart w:id="22" w:name="session-1-intro-21.10.2026"/>
+        <w:t xml:space="preserve">Prerequisite:</w:t>
+      </w:r>
+      <w:r>
+        <w:t xml:space="preserve"> </w:t>
+      </w:r>
+      <w:r>
+        <w:t xml:space="preserve">the lecture</w:t>
+      </w:r>
+      <w:r>
+        <w:t xml:space="preserve"> </w:t>
+      </w:r>
+      <w:hyperlink r:id="rId21">
+        <w:r>
+          <w:rPr>
+            <w:rStyle w:val="Hyperlink"/>
+          </w:rPr>
+          <w:t xml:space="preserve">Data Science for Electron Microscopy</w:t>
+        </w:r>
+      </w:hyperlink>
+      <w:r>
+        <w:t xml:space="preserve"> </w:t>
+      </w:r>
+      <w:r>
+        <w:t xml:space="preserve">is highly recommended.</w:t>
+      </w:r>
+    </w:p>
+    <w:bookmarkEnd w:id="22"/>
+    <w:bookmarkStart w:id="24" w:name="requirements"/>
     <w:p>
       <w:pPr>
         <w:pStyle w:val="Heading2"/>
       </w:pPr>
       <w:r>
-        <w:t xml:space="preserve">2.1 Session 1: Intro (21.10.2026)</w:t>
-      </w:r>
-    </w:p>
-    <w:bookmarkEnd w:id="22"/>
-    <w:bookmarkStart w:id="23" w:name="Xa9cf554e68d65eecbae9264d9ea17767d7c0004"/>
+        <w:t xml:space="preserve">Requirements</w:t>
+      </w:r>
+    </w:p>
+    <w:p>
+      <w:pPr>
+        <w:pStyle w:val="Compact"/>
+        <w:numPr>
+          <w:ilvl w:val="0"/>
+          <w:numId w:val="1001"/>
+        </w:numPr>
+      </w:pPr>
+      <w:r>
+        <w:t xml:space="preserve">Give one 30-minute seminar talk on a chosen topic. The talk is graded.</w:t>
+      </w:r>
+    </w:p>
+    <w:p>
+      <w:pPr>
+        <w:pStyle w:val="Compact"/>
+        <w:numPr>
+          <w:ilvl w:val="0"/>
+          <w:numId w:val="1001"/>
+        </w:numPr>
+      </w:pPr>
+      <w:r>
+        <w:t xml:space="preserve">Attend all journal club meetings and at least 4 seminar talk meetings.</w:t>
+      </w:r>
+    </w:p>
+    <w:p>
+      <w:pPr>
+        <w:pStyle w:val="Compact"/>
+        <w:numPr>
+          <w:ilvl w:val="0"/>
+          <w:numId w:val="1001"/>
+        </w:numPr>
+      </w:pPr>
+      <w:r>
+        <w:t xml:space="preserve">Present in the journal club meetings. These presentations are casual and not graded.</w:t>
+      </w:r>
+    </w:p>
+    <w:p>
+      <w:pPr>
+        <w:pStyle w:val="Compact"/>
+        <w:numPr>
+          <w:ilvl w:val="0"/>
+          <w:numId w:val="1001"/>
+        </w:numPr>
+      </w:pPr>
+      <w:r>
+        <w:t xml:space="preserve">The seminar has 2 ECTS, which is about 60 hours of work.</w:t>
+      </w:r>
+    </w:p>
+    <w:p>
+      <w:pPr>
+        <w:pStyle w:val="FirstParagraph"/>
+      </w:pPr>
+      <w:r>
+        <w:rPr>
+          <w:b/>
+          <w:bCs/>
+        </w:rPr>
+        <w:t xml:space="preserve">Journal club.</w:t>
+      </w:r>
+      <w:r>
+        <w:t xml:space="preserve"> </w:t>
+      </w:r>
+      <w:r>
+        <w:t xml:space="preserve">In 5 journal club meetings, we study and discuss the papers that lead up to the seminar topics.</w:t>
+      </w:r>
+      <w:r>
+        <w:t xml:space="preserve"> </w:t>
+      </w:r>
+      <w:r>
+        <w:t xml:space="preserve">Go through a paper and explain it in your own words, in a casual style (</w:t>
+      </w:r>
+      <w:hyperlink r:id="rId23">
+        <w:r>
+          <w:rPr>
+            <w:rStyle w:val="Hyperlink"/>
+          </w:rPr>
+          <w:t xml:space="preserve">example</w:t>
+        </w:r>
+      </w:hyperlink>
+      <w:r>
+        <w:t xml:space="preserve">).</w:t>
+      </w:r>
+      <w:r>
+        <w:t xml:space="preserve"> </w:t>
+      </w:r>
+      <w:r>
+        <w:t xml:space="preserve">The journal club is your practice for the seminar talk.</w:t>
+      </w:r>
+    </w:p>
+    <w:p>
+      <w:pPr>
+        <w:pStyle w:val="BodyText"/>
+      </w:pPr>
+      <w:r>
+        <w:rPr>
+          <w:b/>
+          <w:bCs/>
+        </w:rPr>
+        <w:t xml:space="preserve">Grading of the seminar talk:</w:t>
+      </w:r>
+    </w:p>
+    <w:tbl>
+      <w:tblPr>
+        <w:tblStyle w:val="Table"/>
+        <w:tblW w:type="pct" w:w="5000"/>
+        <w:tblLayout w:type="fixed"/>
+        <w:tblLook w:firstRow="1" w:lastRow="0" w:firstColumn="0" w:lastColumn="0" w:noHBand="0" w:noVBand="0" w:val="0020"/>
+      </w:tblPr>
+      <w:tblGrid>
+        <w:gridCol w:w="2640"/>
+        <w:gridCol w:w="2640"/>
+        <w:gridCol w:w="2640"/>
+      </w:tblGrid>
+      <w:tr>
+        <w:trPr>
+          <w:tblHeader w:val="on"/>
+        </w:trPr>
+        <w:tc>
+          <w:tcPr/>
+          <w:p>
+            <w:pPr>
+              <w:pStyle w:val="Compact"/>
+            </w:pPr>
+            <w:r>
+              <w:t xml:space="preserve">Criterion</w:t>
+            </w:r>
+          </w:p>
+        </w:tc>
+        <w:tc>
+          <w:tcPr/>
+          <w:p>
+            <w:pPr>
+              <w:pStyle w:val="Compact"/>
+            </w:pPr>
+            <w:r>
+              <w:t xml:space="preserve">Weight</w:t>
+            </w:r>
+          </w:p>
+        </w:tc>
+        <w:tc>
+          <w:tcPr/>
+          <w:p>
+            <w:pPr>
+              <w:pStyle w:val="Compact"/>
+            </w:pPr>
+            <w:r>
+              <w:t xml:space="preserve">What counts</w:t>
+            </w:r>
+          </w:p>
+        </w:tc>
+      </w:tr>
+      <w:tr>
+        <w:tc>
+          <w:tcPr/>
+          <w:p>
+            <w:pPr>
+              <w:pStyle w:val="Compact"/>
+            </w:pPr>
+            <w:r>
+              <w:t xml:space="preserve">Visualization</w:t>
+            </w:r>
+          </w:p>
+        </w:tc>
+        <w:tc>
+          <w:tcPr/>
+          <w:p>
+            <w:pPr>
+              <w:pStyle w:val="Compact"/>
+            </w:pPr>
+            <w:r>
+              <w:t xml:space="preserve">30%</w:t>
+            </w:r>
+          </w:p>
+        </w:tc>
+        <w:tc>
+          <w:tcPr/>
+          <w:p>
+            <w:pPr>
+              <w:pStyle w:val="Compact"/>
+            </w:pPr>
+            <w:r>
+              <w:t xml:space="preserve">One message per slide, large text, figures instead of bullet lists</w:t>
+            </w:r>
+          </w:p>
+        </w:tc>
+      </w:tr>
+      <w:tr>
+        <w:tc>
+          <w:tcPr/>
+          <w:p>
+            <w:pPr>
+              <w:pStyle w:val="Compact"/>
+            </w:pPr>
+            <w:r>
+              <w:t xml:space="preserve">Know your audience</w:t>
+            </w:r>
+          </w:p>
+        </w:tc>
+        <w:tc>
+          <w:tcPr/>
+          <w:p>
+            <w:pPr>
+              <w:pStyle w:val="Compact"/>
+            </w:pPr>
+            <w:r>
+              <w:t xml:space="preserve">30%</w:t>
+            </w:r>
+          </w:p>
+        </w:tc>
+        <w:tc>
+          <w:tcPr/>
+          <w:p>
+            <w:pPr>
+              <w:pStyle w:val="Compact"/>
+            </w:pPr>
+            <w:r>
+              <w:t xml:space="preserve">The audience is not expert researchers: explain the underlying concepts</w:t>
+            </w:r>
+          </w:p>
+        </w:tc>
+      </w:tr>
+      <w:tr>
+        <w:tc>
+          <w:tcPr/>
+          <w:p>
+            <w:pPr>
+              <w:pStyle w:val="Compact"/>
+            </w:pPr>
+            <w:r>
+              <w:t xml:space="preserve">Timing</w:t>
+            </w:r>
+          </w:p>
+        </w:tc>
+        <w:tc>
+          <w:tcPr/>
+          <w:p>
+            <w:pPr>
+              <w:pStyle w:val="Compact"/>
+            </w:pPr>
+            <w:r>
+              <w:t xml:space="preserve">10%</w:t>
+            </w:r>
+          </w:p>
+        </w:tc>
+        <w:tc>
+          <w:tcPr/>
+          <w:p>
+            <w:pPr>
+              <w:pStyle w:val="Compact"/>
+            </w:pPr>
+            <w:r>
+              <w:t xml:space="preserve">Stay within ±2 minutes of 30 minutes</w:t>
+            </w:r>
+          </w:p>
+        </w:tc>
+      </w:tr>
+      <w:tr>
+        <w:tc>
+          <w:tcPr/>
+          <w:p>
+            <w:pPr>
+              <w:pStyle w:val="Compact"/>
+            </w:pPr>
+            <w:r>
+              <w:t xml:space="preserve">Fluency and logic</w:t>
+            </w:r>
+          </w:p>
+        </w:tc>
+        <w:tc>
+          <w:tcPr/>
+          <w:p>
+            <w:pPr>
+              <w:pStyle w:val="Compact"/>
+            </w:pPr>
+            <w:r>
+              <w:t xml:space="preserve">30%</w:t>
+            </w:r>
+          </w:p>
+        </w:tc>
+        <w:tc>
+          <w:tcPr/>
+          <w:p>
+            <w:pPr>
+              <w:pStyle w:val="Compact"/>
+            </w:pPr>
+            <w:r>
+              <w:t xml:space="preserve">A clear story from motivation to summary</w:t>
+            </w:r>
+          </w:p>
+        </w:tc>
+      </w:tr>
+    </w:tbl>
+    <w:p>
+      <w:pPr>
+        <w:pStyle w:val="BodyText"/>
+      </w:pPr>
+      <w:r>
+        <w:t xml:space="preserve">A talk that is more than 2 minutes too long or too short loses 0.3 grade points; more than 4 minutes loses 0.6.</w:t>
+      </w:r>
+    </w:p>
+    <w:bookmarkEnd w:id="24"/>
+    <w:bookmarkStart w:id="25" w:name="schedule"/>
     <w:p>
       <w:pPr>
         <w:pStyle w:val="Heading2"/>
       </w:pPr>
       <w:r>
-        <w:t xml:space="preserve">2.2 Sessions 2-5: Journal Club 28.10.26 - 18.11.26</w:t>
-      </w:r>
-    </w:p>
-    <w:bookmarkEnd w:id="23"/>
-    <w:bookmarkStart w:id="24" w:name="session-6-25.11.26---talks-1---2"/>
+        <w:t xml:space="preserve">Schedule</w:t>
+      </w:r>
+    </w:p>
+    <w:tbl>
+      <w:tblPr>
+        <w:tblStyle w:val="Table"/>
+        <w:tblW w:type="auto" w:w="0"/>
+        <w:tblLook w:firstRow="1" w:lastRow="0" w:firstColumn="0" w:lastColumn="0" w:noHBand="0" w:noVBand="0" w:val="0020"/>
+      </w:tblPr>
+      <w:tblGrid>
+        <w:gridCol w:w="2640"/>
+        <w:gridCol w:w="2640"/>
+        <w:gridCol w:w="2640"/>
+      </w:tblGrid>
+      <w:tr>
+        <w:trPr>
+          <w:tblHeader w:val="on"/>
+        </w:trPr>
+        <w:tc>
+          <w:tcPr/>
+          <w:p>
+            <w:pPr>
+              <w:pStyle w:val="Compact"/>
+            </w:pPr>
+            <w:r>
+              <w:t xml:space="preserve">Date</w:t>
+            </w:r>
+          </w:p>
+        </w:tc>
+        <w:tc>
+          <w:tcPr/>
+          <w:p>
+            <w:pPr>
+              <w:pStyle w:val="Compact"/>
+            </w:pPr>
+            <w:r>
+              <w:t xml:space="preserve">Session</w:t>
+            </w:r>
+          </w:p>
+        </w:tc>
+        <w:tc>
+          <w:tcPr/>
+          <w:p>
+            <w:pPr>
+              <w:pStyle w:val="Compact"/>
+            </w:pPr>
+            <w:r>
+              <w:t xml:space="preserve">Homework</w:t>
+            </w:r>
+          </w:p>
+        </w:tc>
+      </w:tr>
+      <w:tr>
+        <w:tc>
+          <w:tcPr/>
+          <w:p>
+            <w:pPr>
+              <w:pStyle w:val="Compact"/>
+            </w:pPr>
+            <w:r>
+              <w:t xml:space="preserve">28.10.2026</w:t>
+            </w:r>
+          </w:p>
+        </w:tc>
+        <w:tc>
+          <w:tcPr/>
+          <w:p>
+            <w:pPr>
+              <w:pStyle w:val="Compact"/>
+            </w:pPr>
+            <w:r>
+              <w:t xml:space="preserve">Info &amp; topics</w:t>
+            </w:r>
+          </w:p>
+        </w:tc>
+        <w:tc>
+          <w:tcPr/>
+          <w:p>
+            <w:pPr>
+              <w:pStyle w:val="Compact"/>
+            </w:pPr>
+            <w:r>
+              <w:t xml:space="preserve">Book a topic on StudOn by 03.11.2026</w:t>
+            </w:r>
+          </w:p>
+        </w:tc>
+      </w:tr>
+      <w:tr>
+        <w:tc>
+          <w:tcPr/>
+          <w:p>
+            <w:pPr>
+              <w:pStyle w:val="Compact"/>
+            </w:pPr>
+            <w:r>
+              <w:t xml:space="preserve">04.11.2026</w:t>
+            </w:r>
+          </w:p>
+        </w:tc>
+        <w:tc>
+          <w:tcPr/>
+          <w:p>
+            <w:pPr>
+              <w:pStyle w:val="Compact"/>
+            </w:pPr>
+            <w:r>
+              <w:t xml:space="preserve">Journal club 1</w:t>
+            </w:r>
+          </w:p>
+        </w:tc>
+        <w:tc>
+          <w:tcPr/>
+          <w:p>
+            <w:pPr>
+              <w:pStyle w:val="Compact"/>
+            </w:pPr>
+          </w:p>
+        </w:tc>
+      </w:tr>
+      <w:tr>
+        <w:tc>
+          <w:tcPr/>
+          <w:p>
+            <w:pPr>
+              <w:pStyle w:val="Compact"/>
+            </w:pPr>
+            <w:r>
+              <w:t xml:space="preserve">11.11.2026</w:t>
+            </w:r>
+          </w:p>
+        </w:tc>
+        <w:tc>
+          <w:tcPr/>
+          <w:p>
+            <w:pPr>
+              <w:pStyle w:val="Compact"/>
+            </w:pPr>
+            <w:r>
+              <w:t xml:space="preserve">Journal club 2</w:t>
+            </w:r>
+          </w:p>
+        </w:tc>
+        <w:tc>
+          <w:tcPr/>
+          <w:p>
+            <w:pPr>
+              <w:pStyle w:val="Compact"/>
+            </w:pPr>
+          </w:p>
+        </w:tc>
+      </w:tr>
+      <w:tr>
+        <w:tc>
+          <w:tcPr/>
+          <w:p>
+            <w:pPr>
+              <w:pStyle w:val="Compact"/>
+            </w:pPr>
+            <w:r>
+              <w:t xml:space="preserve">18.11.2026</w:t>
+            </w:r>
+          </w:p>
+        </w:tc>
+        <w:tc>
+          <w:tcPr/>
+          <w:p>
+            <w:pPr>
+              <w:pStyle w:val="Compact"/>
+            </w:pPr>
+            <w:r>
+              <w:t xml:space="preserve">Journal club 3</w:t>
+            </w:r>
+          </w:p>
+        </w:tc>
+        <w:tc>
+          <w:tcPr/>
+          <w:p>
+            <w:pPr>
+              <w:pStyle w:val="Compact"/>
+            </w:pPr>
+          </w:p>
+        </w:tc>
+      </w:tr>
+      <w:tr>
+        <w:tc>
+          <w:tcPr/>
+          <w:p>
+            <w:pPr>
+              <w:pStyle w:val="Compact"/>
+            </w:pPr>
+            <w:r>
+              <w:t xml:space="preserve">25.11.2026</w:t>
+            </w:r>
+          </w:p>
+        </w:tc>
+        <w:tc>
+          <w:tcPr/>
+          <w:p>
+            <w:pPr>
+              <w:pStyle w:val="Compact"/>
+            </w:pPr>
+            <w:r>
+              <w:t xml:space="preserve">Journal club 4</w:t>
+            </w:r>
+          </w:p>
+        </w:tc>
+        <w:tc>
+          <w:tcPr/>
+          <w:p>
+            <w:pPr>
+              <w:pStyle w:val="Compact"/>
+            </w:pPr>
+          </w:p>
+        </w:tc>
+      </w:tr>
+      <w:tr>
+        <w:tc>
+          <w:tcPr/>
+          <w:p>
+            <w:pPr>
+              <w:pStyle w:val="Compact"/>
+            </w:pPr>
+            <w:r>
+              <w:t xml:space="preserve">02.12.2026</w:t>
+            </w:r>
+          </w:p>
+        </w:tc>
+        <w:tc>
+          <w:tcPr/>
+          <w:p>
+            <w:pPr>
+              <w:pStyle w:val="Compact"/>
+            </w:pPr>
+            <w:r>
+              <w:t xml:space="preserve">Journal club 5</w:t>
+            </w:r>
+          </w:p>
+        </w:tc>
+        <w:tc>
+          <w:tcPr/>
+          <w:p>
+            <w:pPr>
+              <w:pStyle w:val="Compact"/>
+            </w:pPr>
+          </w:p>
+        </w:tc>
+      </w:tr>
+      <w:tr>
+        <w:tc>
+          <w:tcPr/>
+          <w:p>
+            <w:pPr>
+              <w:pStyle w:val="Compact"/>
+            </w:pPr>
+            <w:r>
+              <w:t xml:space="preserve">09.12.2026</w:t>
+            </w:r>
+          </w:p>
+        </w:tc>
+        <w:tc>
+          <w:tcPr/>
+          <w:p>
+            <w:pPr>
+              <w:pStyle w:val="Compact"/>
+            </w:pPr>
+            <w:r>
+              <w:t xml:space="preserve">Seminar talks 1 + 2</w:t>
+            </w:r>
+          </w:p>
+        </w:tc>
+        <w:tc>
+          <w:tcPr/>
+          <w:p>
+            <w:pPr>
+              <w:pStyle w:val="Compact"/>
+            </w:pPr>
+          </w:p>
+        </w:tc>
+      </w:tr>
+      <w:tr>
+        <w:tc>
+          <w:tcPr/>
+          <w:p>
+            <w:pPr>
+              <w:pStyle w:val="Compact"/>
+            </w:pPr>
+            <w:r>
+              <w:t xml:space="preserve">16.12.2026</w:t>
+            </w:r>
+          </w:p>
+        </w:tc>
+        <w:tc>
+          <w:tcPr/>
+          <w:p>
+            <w:pPr>
+              <w:pStyle w:val="Compact"/>
+            </w:pPr>
+            <w:r>
+              <w:t xml:space="preserve">Seminar talks 3 + 4</w:t>
+            </w:r>
+          </w:p>
+        </w:tc>
+        <w:tc>
+          <w:tcPr/>
+          <w:p>
+            <w:pPr>
+              <w:pStyle w:val="Compact"/>
+            </w:pPr>
+          </w:p>
+        </w:tc>
+      </w:tr>
+      <w:tr>
+        <w:tc>
+          <w:tcPr/>
+          <w:p>
+            <w:pPr>
+              <w:pStyle w:val="Compact"/>
+            </w:pPr>
+            <w:r>
+              <w:t xml:space="preserve">23.12.2026 – 06.01.2027</w:t>
+            </w:r>
+          </w:p>
+        </w:tc>
+        <w:tc>
+          <w:tcPr/>
+          <w:p>
+            <w:pPr>
+              <w:pStyle w:val="Compact"/>
+            </w:pPr>
+            <w:r>
+              <w:t xml:space="preserve">Winter break, no session</w:t>
+            </w:r>
+          </w:p>
+        </w:tc>
+        <w:tc>
+          <w:tcPr/>
+          <w:p>
+            <w:pPr>
+              <w:pStyle w:val="Compact"/>
+            </w:pPr>
+          </w:p>
+        </w:tc>
+      </w:tr>
+      <w:tr>
+        <w:tc>
+          <w:tcPr/>
+          <w:p>
+            <w:pPr>
+              <w:pStyle w:val="Compact"/>
+            </w:pPr>
+            <w:r>
+              <w:t xml:space="preserve">13.01.2027</w:t>
+            </w:r>
+          </w:p>
+        </w:tc>
+        <w:tc>
+          <w:tcPr/>
+          <w:p>
+            <w:pPr>
+              <w:pStyle w:val="Compact"/>
+            </w:pPr>
+            <w:r>
+              <w:t xml:space="preserve">Seminar talks 5 + 6</w:t>
+            </w:r>
+          </w:p>
+        </w:tc>
+        <w:tc>
+          <w:tcPr/>
+          <w:p>
+            <w:pPr>
+              <w:pStyle w:val="Compact"/>
+            </w:pPr>
+          </w:p>
+        </w:tc>
+      </w:tr>
+      <w:tr>
+        <w:tc>
+          <w:tcPr/>
+          <w:p>
+            <w:pPr>
+              <w:pStyle w:val="Compact"/>
+            </w:pPr>
+            <w:r>
+              <w:t xml:space="preserve">20.01.2027</w:t>
+            </w:r>
+          </w:p>
+        </w:tc>
+        <w:tc>
+          <w:tcPr/>
+          <w:p>
+            <w:pPr>
+              <w:pStyle w:val="Compact"/>
+            </w:pPr>
+            <w:r>
+              <w:t xml:space="preserve">Seminar talks 7 + 8</w:t>
+            </w:r>
+          </w:p>
+        </w:tc>
+        <w:tc>
+          <w:tcPr/>
+          <w:p>
+            <w:pPr>
+              <w:pStyle w:val="Compact"/>
+            </w:pPr>
+          </w:p>
+        </w:tc>
+      </w:tr>
+      <w:tr>
+        <w:tc>
+          <w:tcPr/>
+          <w:p>
+            <w:pPr>
+              <w:pStyle w:val="Compact"/>
+            </w:pPr>
+            <w:r>
+              <w:t xml:space="preserve">27.01.2027</w:t>
+            </w:r>
+          </w:p>
+        </w:tc>
+        <w:tc>
+          <w:tcPr/>
+          <w:p>
+            <w:pPr>
+              <w:pStyle w:val="Compact"/>
+            </w:pPr>
+            <w:r>
+              <w:t xml:space="preserve">Seminar talks 9 + 10</w:t>
+            </w:r>
+          </w:p>
+        </w:tc>
+        <w:tc>
+          <w:tcPr/>
+          <w:p>
+            <w:pPr>
+              <w:pStyle w:val="Compact"/>
+            </w:pPr>
+          </w:p>
+        </w:tc>
+      </w:tr>
+      <w:tr>
+        <w:tc>
+          <w:tcPr/>
+          <w:p>
+            <w:pPr>
+              <w:pStyle w:val="Compact"/>
+            </w:pPr>
+            <w:r>
+              <w:t xml:space="preserve">03.02.2027</w:t>
+            </w:r>
+          </w:p>
+        </w:tc>
+        <w:tc>
+          <w:tcPr/>
+          <w:p>
+            <w:pPr>
+              <w:pStyle w:val="Compact"/>
+            </w:pPr>
+            <w:r>
+              <w:t xml:space="preserve">Buffer</w:t>
+            </w:r>
+          </w:p>
+        </w:tc>
+        <w:tc>
+          <w:tcPr/>
+          <w:p>
+            <w:pPr>
+              <w:pStyle w:val="Compact"/>
+            </w:pPr>
+          </w:p>
+        </w:tc>
+      </w:tr>
+    </w:tbl>
+    <w:bookmarkEnd w:id="25"/>
+    <w:bookmarkStart w:id="47" w:name="topics"/>
     <w:p>
       <w:pPr>
         <w:pStyle w:val="Heading2"/>
       </w:pPr>
       <w:r>
-        <w:t xml:space="preserve">2.3 Session 6: 25.11.26 - Talks 1 - 2</w:t>
-      </w:r>
-    </w:p>
-    <w:bookmarkEnd w:id="24"/>
-    <w:bookmarkStart w:id="25" w:name="session-7-02.12.26---talks-3---4"/>
+        <w:t xml:space="preserve">Topics</w:t>
+      </w:r>
+    </w:p>
+    <w:p>
+      <w:pPr>
+        <w:pStyle w:val="FirstParagraph"/>
+      </w:pPr>
+      <w:r>
+        <w:t xml:space="preserve">Each topic has one or two papers. Book your topic on StudOn; each topic can be taken once.</w:t>
+      </w:r>
+    </w:p>
+    <w:p>
+      <w:pPr>
+        <w:pStyle w:val="Compact"/>
+        <w:numPr>
+          <w:ilvl w:val="0"/>
+          <w:numId w:val="1002"/>
+        </w:numPr>
+      </w:pPr>
+      <w:r>
+        <w:rPr>
+          <w:b/>
+          <w:bCs/>
+        </w:rPr>
+        <w:t xml:space="preserve">Convolutional neural networks for segmentation</w:t>
+      </w:r>
+    </w:p>
+    <w:p>
+      <w:pPr>
+        <w:pStyle w:val="Compact"/>
+        <w:numPr>
+          <w:ilvl w:val="1"/>
+          <w:numId w:val="1003"/>
+        </w:numPr>
+      </w:pPr>
+      <w:r>
+        <w:t xml:space="preserve">Rangel DaCosta, L. et al. (2024). A robust synthetic data generation framework for machine learning in high-resolution transmission electron microscopy (HRTEM).</w:t>
+      </w:r>
+      <w:r>
+        <w:t xml:space="preserve"> </w:t>
+      </w:r>
+      <w:r>
+        <w:rPr>
+          <w:i/>
+          <w:iCs/>
+        </w:rPr>
+        <w:t xml:space="preserve">npj Computational Materials</w:t>
+      </w:r>
+      <w:r>
+        <w:t xml:space="preserve"> </w:t>
+      </w:r>
+      <w:r>
+        <w:t xml:space="preserve">10, 1–11.</w:t>
+      </w:r>
+      <w:r>
+        <w:t xml:space="preserve"> </w:t>
+      </w:r>
+      <w:hyperlink r:id="rId26">
+        <w:r>
+          <w:rPr>
+            <w:rStyle w:val="Hyperlink"/>
+          </w:rPr>
+          <w:t xml:space="preserve">doi:10.1038/s41524-024-01336-0</w:t>
+        </w:r>
+      </w:hyperlink>
+    </w:p>
+    <w:p>
+      <w:pPr>
+        <w:pStyle w:val="Compact"/>
+        <w:numPr>
+          <w:ilvl w:val="1"/>
+          <w:numId w:val="1003"/>
+        </w:numPr>
+      </w:pPr>
+      <w:r>
+        <w:t xml:space="preserve">Sytwu, K., Groschner, C. &amp; Scott, M. C. (2022). Understanding the influence of receptive field and network complexity in neural network-guided TEM image analysis.</w:t>
+      </w:r>
+      <w:r>
+        <w:t xml:space="preserve"> </w:t>
+      </w:r>
+      <w:r>
+        <w:rPr>
+          <w:i/>
+          <w:iCs/>
+        </w:rPr>
+        <w:t xml:space="preserve">Microscopy and Microanalysis</w:t>
+      </w:r>
+      <w:r>
+        <w:t xml:space="preserve"> </w:t>
+      </w:r>
+      <w:r>
+        <w:t xml:space="preserve">28, 1896–1904.</w:t>
+      </w:r>
+      <w:r>
+        <w:t xml:space="preserve"> </w:t>
+      </w:r>
+      <w:hyperlink r:id="rId27">
+        <w:r>
+          <w:rPr>
+            <w:rStyle w:val="Hyperlink"/>
+          </w:rPr>
+          <w:t xml:space="preserve">doi:10.1017/S1431927622012466</w:t>
+        </w:r>
+      </w:hyperlink>
+    </w:p>
+    <w:p>
+      <w:pPr>
+        <w:pStyle w:val="Compact"/>
+        <w:numPr>
+          <w:ilvl w:val="0"/>
+          <w:numId w:val="1002"/>
+        </w:numPr>
+      </w:pPr>
+      <w:r>
+        <w:rPr>
+          <w:b/>
+          <w:bCs/>
+        </w:rPr>
+        <w:t xml:space="preserve">CNNs and rotationally invariant VAEs: deep Bayesian local crystallography</w:t>
+      </w:r>
+    </w:p>
+    <w:p>
+      <w:pPr>
+        <w:pStyle w:val="Compact"/>
+        <w:numPr>
+          <w:ilvl w:val="1"/>
+          <w:numId w:val="1004"/>
+        </w:numPr>
+      </w:pPr>
+      <w:r>
+        <w:t xml:space="preserve">Kalinin, S. V. et al. (2021). Deep Bayesian local crystallography.</w:t>
+      </w:r>
+      <w:r>
+        <w:t xml:space="preserve"> </w:t>
+      </w:r>
+      <w:r>
+        <w:rPr>
+          <w:i/>
+          <w:iCs/>
+        </w:rPr>
+        <w:t xml:space="preserve">npj Computational Materials</w:t>
+      </w:r>
+      <w:r>
+        <w:t xml:space="preserve"> </w:t>
+      </w:r>
+      <w:r>
+        <w:t xml:space="preserve">7, 1–12.</w:t>
+      </w:r>
+      <w:r>
+        <w:t xml:space="preserve"> </w:t>
+      </w:r>
+      <w:hyperlink r:id="rId28">
+        <w:r>
+          <w:rPr>
+            <w:rStyle w:val="Hyperlink"/>
+          </w:rPr>
+          <w:t xml:space="preserve">doi:10.1038/s41524-021-00621-6</w:t>
+        </w:r>
+      </w:hyperlink>
+    </w:p>
+    <w:p>
+      <w:pPr>
+        <w:pStyle w:val="Compact"/>
+        <w:numPr>
+          <w:ilvl w:val="0"/>
+          <w:numId w:val="1002"/>
+        </w:numPr>
+      </w:pPr>
+      <w:r>
+        <w:rPr>
+          <w:b/>
+          <w:bCs/>
+        </w:rPr>
+        <w:t xml:space="preserve">CNNs in tomographic image reconstruction</w:t>
+      </w:r>
+    </w:p>
+    <w:p>
+      <w:pPr>
+        <w:pStyle w:val="Compact"/>
+        <w:numPr>
+          <w:ilvl w:val="1"/>
+          <w:numId w:val="1005"/>
+        </w:numPr>
+      </w:pPr>
+      <w:r>
+        <w:t xml:space="preserve">Wu, Z. et al. (2023). Three-dimensional nanoscale reduced-angle ptycho-tomographic imaging with deep learning (RAPID).</w:t>
+      </w:r>
+      <w:r>
+        <w:t xml:space="preserve"> </w:t>
+      </w:r>
+      <w:r>
+        <w:rPr>
+          <w:i/>
+          <w:iCs/>
+        </w:rPr>
+        <w:t xml:space="preserve">eLight</w:t>
+      </w:r>
+      <w:r>
+        <w:t xml:space="preserve"> </w:t>
+      </w:r>
+      <w:r>
+        <w:t xml:space="preserve">3, 7.</w:t>
+      </w:r>
+      <w:r>
+        <w:t xml:space="preserve"> </w:t>
+      </w:r>
+      <w:hyperlink r:id="rId29">
+        <w:r>
+          <w:rPr>
+            <w:rStyle w:val="Hyperlink"/>
+          </w:rPr>
+          <w:t xml:space="preserve">doi:10.1186/s43593-022-00037-9</w:t>
+        </w:r>
+      </w:hyperlink>
+    </w:p>
+    <w:p>
+      <w:pPr>
+        <w:pStyle w:val="Compact"/>
+        <w:numPr>
+          <w:ilvl w:val="1"/>
+          <w:numId w:val="1005"/>
+        </w:numPr>
+      </w:pPr>
+      <w:r>
+        <w:t xml:space="preserve">Wu, Z. et al. (2020). Deep learning-based low-dose tomography reconstruction with hybrid-dose measurements.</w:t>
+      </w:r>
+      <w:r>
+        <w:t xml:space="preserve"> </w:t>
+      </w:r>
+      <w:r>
+        <w:rPr>
+          <w:i/>
+          <w:iCs/>
+        </w:rPr>
+        <w:t xml:space="preserve">IEEE/ACM AI4S Workshop</w:t>
+      </w:r>
+      <w:r>
+        <w:t xml:space="preserve">, 88–95.</w:t>
+      </w:r>
+      <w:r>
+        <w:t xml:space="preserve"> </w:t>
+      </w:r>
+      <w:hyperlink r:id="rId30">
+        <w:r>
+          <w:rPr>
+            <w:rStyle w:val="Hyperlink"/>
+          </w:rPr>
+          <w:t xml:space="preserve">doi:10.1109/MLHPCAI4S51975.2020.00017</w:t>
+        </w:r>
+      </w:hyperlink>
+    </w:p>
+    <w:p>
+      <w:pPr>
+        <w:pStyle w:val="Compact"/>
+        <w:numPr>
+          <w:ilvl w:val="0"/>
+          <w:numId w:val="1002"/>
+        </w:numPr>
+      </w:pPr>
+      <w:r>
+        <w:rPr>
+          <w:b/>
+          <w:bCs/>
+        </w:rPr>
+        <w:t xml:space="preserve">CNNs for denoising: DivNoising</w:t>
+      </w:r>
+    </w:p>
+    <w:p>
+      <w:pPr>
+        <w:pStyle w:val="Compact"/>
+        <w:numPr>
+          <w:ilvl w:val="1"/>
+          <w:numId w:val="1006"/>
+        </w:numPr>
+      </w:pPr>
+      <w:r>
+        <w:t xml:space="preserve">Prakash, M., Krull, A. &amp; Jug, F. (2020). DivNoising: diversity denoising with fully convolutional variational autoencoders.</w:t>
+      </w:r>
+      <w:r>
+        <w:t xml:space="preserve"> </w:t>
+      </w:r>
+      <w:hyperlink r:id="rId31">
+        <w:r>
+          <w:rPr>
+            <w:rStyle w:val="Hyperlink"/>
+          </w:rPr>
+          <w:t xml:space="preserve">arXiv:2006.06072</w:t>
+        </w:r>
+      </w:hyperlink>
+    </w:p>
+    <w:p>
+      <w:pPr>
+        <w:pStyle w:val="Compact"/>
+        <w:numPr>
+          <w:ilvl w:val="0"/>
+          <w:numId w:val="1002"/>
+        </w:numPr>
+      </w:pPr>
+      <w:r>
+        <w:rPr>
+          <w:b/>
+          <w:bCs/>
+        </w:rPr>
+        <w:t xml:space="preserve">Untrained neural networks for denoising</w:t>
+      </w:r>
+    </w:p>
+    <w:p>
+      <w:pPr>
+        <w:pStyle w:val="Compact"/>
+        <w:numPr>
+          <w:ilvl w:val="1"/>
+          <w:numId w:val="1007"/>
+        </w:numPr>
+      </w:pPr>
+      <w:r>
+        <w:t xml:space="preserve">Heckel, R. &amp; Hand, P. (2019). Deep Decoder: concise image representations from untrained non-convolutional networks.</w:t>
+      </w:r>
+      <w:r>
+        <w:t xml:space="preserve"> </w:t>
+      </w:r>
+      <w:hyperlink r:id="rId32">
+        <w:r>
+          <w:rPr>
+            <w:rStyle w:val="Hyperlink"/>
+          </w:rPr>
+          <w:t xml:space="preserve">arXiv:1810.03982</w:t>
+        </w:r>
+      </w:hyperlink>
+    </w:p>
+    <w:p>
+      <w:pPr>
+        <w:pStyle w:val="Compact"/>
+        <w:numPr>
+          <w:ilvl w:val="1"/>
+          <w:numId w:val="1007"/>
+        </w:numPr>
+      </w:pPr>
+      <w:r>
+        <w:t xml:space="preserve">Heckel, R. &amp; Soltanolkotabi, M. Denoising and regularization via exploiting the structural bias of convolutional generators.</w:t>
+      </w:r>
+      <w:r>
+        <w:t xml:space="preserve"> </w:t>
+      </w:r>
+      <w:r>
+        <w:rPr>
+          <w:i/>
+          <w:iCs/>
+        </w:rPr>
+        <w:t xml:space="preserve">ICLR</w:t>
+      </w:r>
+      <w:r>
+        <w:t xml:space="preserve">.</w:t>
+      </w:r>
+      <w:r>
+        <w:t xml:space="preserve"> </w:t>
+      </w:r>
+      <w:hyperlink r:id="rId33">
+        <w:r>
+          <w:rPr>
+            <w:rStyle w:val="Hyperlink"/>
+          </w:rPr>
+          <w:t xml:space="preserve">openreview</w:t>
+        </w:r>
+      </w:hyperlink>
+    </w:p>
+    <w:p>
+      <w:pPr>
+        <w:pStyle w:val="Compact"/>
+        <w:numPr>
+          <w:ilvl w:val="0"/>
+          <w:numId w:val="1002"/>
+        </w:numPr>
+      </w:pPr>
+      <w:r>
+        <w:rPr>
+          <w:b/>
+          <w:bCs/>
+        </w:rPr>
+        <w:t xml:space="preserve">Untrained and physics-based neural networks</w:t>
+      </w:r>
+    </w:p>
+    <w:p>
+      <w:pPr>
+        <w:pStyle w:val="Compact"/>
+        <w:numPr>
+          <w:ilvl w:val="1"/>
+          <w:numId w:val="1008"/>
+        </w:numPr>
+      </w:pPr>
+      <w:r>
+        <w:t xml:space="preserve">Bostan, E. et al. (2020). Deep phase decoder: self-calibrating phase microscopy with an untrained deep neural network.</w:t>
+      </w:r>
+      <w:r>
+        <w:t xml:space="preserve"> </w:t>
+      </w:r>
+      <w:r>
+        <w:rPr>
+          <w:i/>
+          <w:iCs/>
+        </w:rPr>
+        <w:t xml:space="preserve">Optica</w:t>
+      </w:r>
+      <w:r>
+        <w:t xml:space="preserve"> </w:t>
+      </w:r>
+      <w:r>
+        <w:t xml:space="preserve">7, 559–562.</w:t>
+      </w:r>
+      <w:r>
+        <w:t xml:space="preserve"> </w:t>
+      </w:r>
+      <w:hyperlink r:id="rId34">
+        <w:r>
+          <w:rPr>
+            <w:rStyle w:val="Hyperlink"/>
+          </w:rPr>
+          <w:t xml:space="preserve">doi:10.1364/OPTICA.389314</w:t>
+        </w:r>
+      </w:hyperlink>
+    </w:p>
+    <w:p>
+      <w:pPr>
+        <w:pStyle w:val="Compact"/>
+        <w:numPr>
+          <w:ilvl w:val="1"/>
+          <w:numId w:val="1008"/>
+        </w:numPr>
+      </w:pPr>
+      <w:r>
+        <w:t xml:space="preserve">Monakhova, K. et al. (2021). Untrained networks for compressive lensless photography.</w:t>
+      </w:r>
+      <w:r>
+        <w:t xml:space="preserve"> </w:t>
+      </w:r>
+      <w:r>
+        <w:rPr>
+          <w:i/>
+          <w:iCs/>
+        </w:rPr>
+        <w:t xml:space="preserve">Optics Express</w:t>
+      </w:r>
+      <w:r>
+        <w:t xml:space="preserve"> </w:t>
+      </w:r>
+      <w:r>
+        <w:t xml:space="preserve">29, 20913–20929.</w:t>
+      </w:r>
+      <w:r>
+        <w:t xml:space="preserve"> </w:t>
+      </w:r>
+      <w:hyperlink r:id="rId35">
+        <w:r>
+          <w:rPr>
+            <w:rStyle w:val="Hyperlink"/>
+          </w:rPr>
+          <w:t xml:space="preserve">doi:10.1364/OE.424075</w:t>
+        </w:r>
+      </w:hyperlink>
+    </w:p>
+    <w:p>
+      <w:pPr>
+        <w:pStyle w:val="Compact"/>
+        <w:numPr>
+          <w:ilvl w:val="0"/>
+          <w:numId w:val="1002"/>
+        </w:numPr>
+      </w:pPr>
+      <w:r>
+        <w:rPr>
+          <w:b/>
+          <w:bCs/>
+        </w:rPr>
+        <w:t xml:space="preserve">Implicit neural representations</w:t>
+      </w:r>
+    </w:p>
+    <w:p>
+      <w:pPr>
+        <w:pStyle w:val="Compact"/>
+        <w:numPr>
+          <w:ilvl w:val="1"/>
+          <w:numId w:val="1009"/>
+        </w:numPr>
+      </w:pPr>
+      <w:r>
+        <w:t xml:space="preserve">Mildenhall, B. et al. (2020). NeRF: representing scenes as neural radiance fields for view synthesis.</w:t>
+      </w:r>
+      <w:r>
+        <w:t xml:space="preserve"> </w:t>
+      </w:r>
+      <w:hyperlink r:id="rId36">
+        <w:r>
+          <w:rPr>
+            <w:rStyle w:val="Hyperlink"/>
+          </w:rPr>
+          <w:t xml:space="preserve">arXiv:2003.08934</w:t>
+        </w:r>
+      </w:hyperlink>
+    </w:p>
+    <w:p>
+      <w:pPr>
+        <w:pStyle w:val="Compact"/>
+        <w:numPr>
+          <w:ilvl w:val="1"/>
+          <w:numId w:val="1009"/>
+        </w:numPr>
+      </w:pPr>
+      <w:r>
+        <w:t xml:space="preserve">Kerbl, B. et al. (2023). 3D Gaussian splatting for real-time radiance field rendering.</w:t>
+      </w:r>
+      <w:r>
+        <w:t xml:space="preserve"> </w:t>
+      </w:r>
+      <w:r>
+        <w:rPr>
+          <w:i/>
+          <w:iCs/>
+        </w:rPr>
+        <w:t xml:space="preserve">SIGGRAPH 2023</w:t>
+      </w:r>
+      <w:r>
+        <w:t xml:space="preserve">.</w:t>
+      </w:r>
+      <w:r>
+        <w:t xml:space="preserve"> </w:t>
+      </w:r>
+      <w:hyperlink r:id="rId37">
+        <w:r>
+          <w:rPr>
+            <w:rStyle w:val="Hyperlink"/>
+          </w:rPr>
+          <w:t xml:space="preserve">project page</w:t>
+        </w:r>
+      </w:hyperlink>
+    </w:p>
+    <w:p>
+      <w:pPr>
+        <w:pStyle w:val="Compact"/>
+        <w:numPr>
+          <w:ilvl w:val="0"/>
+          <w:numId w:val="1002"/>
+        </w:numPr>
+      </w:pPr>
+      <w:r>
+        <w:rPr>
+          <w:b/>
+          <w:bCs/>
+        </w:rPr>
+        <w:t xml:space="preserve">Transformers in image reconstruction</w:t>
+      </w:r>
+    </w:p>
+    <w:p>
+      <w:pPr>
+        <w:pStyle w:val="Compact"/>
+        <w:numPr>
+          <w:ilvl w:val="1"/>
+          <w:numId w:val="1010"/>
+        </w:numPr>
+      </w:pPr>
+      <w:r>
+        <w:t xml:space="preserve">Liang, J. et al. (2021). SwinIR: image restoration using Swin Transformer.</w:t>
+      </w:r>
+      <w:r>
+        <w:t xml:space="preserve"> </w:t>
+      </w:r>
+      <w:hyperlink r:id="rId38">
+        <w:r>
+          <w:rPr>
+            <w:rStyle w:val="Hyperlink"/>
+          </w:rPr>
+          <w:t xml:space="preserve">doi:10.48550/arXiv.2108.10257</w:t>
+        </w:r>
+      </w:hyperlink>
+    </w:p>
+    <w:p>
+      <w:pPr>
+        <w:pStyle w:val="Compact"/>
+        <w:numPr>
+          <w:ilvl w:val="1"/>
+          <w:numId w:val="1010"/>
+        </w:numPr>
+      </w:pPr>
+      <w:r>
+        <w:t xml:space="preserve">Liu, Z. et al. (2021). Swin Transformer: hierarchical vision transformer using shifted windows.</w:t>
+      </w:r>
+      <w:r>
+        <w:t xml:space="preserve"> </w:t>
+      </w:r>
+      <w:r>
+        <w:rPr>
+          <w:i/>
+          <w:iCs/>
+        </w:rPr>
+        <w:t xml:space="preserve">ICCV 2021</w:t>
+      </w:r>
+      <w:r>
+        <w:t xml:space="preserve">, 10012–10022.</w:t>
+      </w:r>
+      <w:r>
+        <w:t xml:space="preserve"> </w:t>
+      </w:r>
+      <w:hyperlink r:id="rId39">
+        <w:r>
+          <w:rPr>
+            <w:rStyle w:val="Hyperlink"/>
+          </w:rPr>
+          <w:t xml:space="preserve">paper</w:t>
+        </w:r>
+      </w:hyperlink>
+    </w:p>
+    <w:p>
+      <w:pPr>
+        <w:pStyle w:val="Compact"/>
+        <w:numPr>
+          <w:ilvl w:val="0"/>
+          <w:numId w:val="1002"/>
+        </w:numPr>
+      </w:pPr>
+      <w:r>
+        <w:rPr>
+          <w:b/>
+          <w:bCs/>
+        </w:rPr>
+        <w:t xml:space="preserve">Physics-based neural networks for atomic electron tomography</w:t>
+      </w:r>
+    </w:p>
+    <w:p>
+      <w:pPr>
+        <w:pStyle w:val="Compact"/>
+        <w:numPr>
+          <w:ilvl w:val="1"/>
+          <w:numId w:val="1011"/>
+        </w:numPr>
+      </w:pPr>
+      <w:r>
+        <w:t xml:space="preserve">Ren, D., Ophus, C., Chen, M. &amp; Waller, L. (2020). A multiple scattering algorithm for three dimensional phase contrast atomic electron tomography.</w:t>
+      </w:r>
+      <w:r>
+        <w:t xml:space="preserve"> </w:t>
+      </w:r>
+      <w:r>
+        <w:rPr>
+          <w:i/>
+          <w:iCs/>
+        </w:rPr>
+        <w:t xml:space="preserve">Ultramicroscopy</w:t>
+      </w:r>
+      <w:r>
+        <w:t xml:space="preserve"> </w:t>
+      </w:r>
+      <w:r>
+        <w:t xml:space="preserve">208, 112860.</w:t>
+      </w:r>
+      <w:r>
+        <w:t xml:space="preserve"> </w:t>
+      </w:r>
+      <w:hyperlink r:id="rId40">
+        <w:r>
+          <w:rPr>
+            <w:rStyle w:val="Hyperlink"/>
+          </w:rPr>
+          <w:t xml:space="preserve">doi:10.1016/j.ultramic.2019.112860</w:t>
+        </w:r>
+      </w:hyperlink>
+    </w:p>
+    <w:p>
+      <w:pPr>
+        <w:pStyle w:val="Compact"/>
+        <w:numPr>
+          <w:ilvl w:val="0"/>
+          <w:numId w:val="1002"/>
+        </w:numPr>
+      </w:pPr>
+      <w:r>
+        <w:rPr>
+          <w:b/>
+          <w:bCs/>
+        </w:rPr>
+        <w:t xml:space="preserve">Diffusion models for image reconstruction</w:t>
+      </w:r>
+    </w:p>
+    <w:p>
+      <w:pPr>
+        <w:pStyle w:val="Compact"/>
+        <w:numPr>
+          <w:ilvl w:val="1"/>
+          <w:numId w:val="1012"/>
+        </w:numPr>
+      </w:pPr>
+      <w:r>
+        <w:t xml:space="preserve">Chung, H. et al. (2022). Diffusion posterior sampling for general noisy inverse problems.</w:t>
+      </w:r>
+      <w:r>
+        <w:t xml:space="preserve"> </w:t>
+      </w:r>
+      <w:hyperlink r:id="rId41">
+        <w:r>
+          <w:rPr>
+            <w:rStyle w:val="Hyperlink"/>
+          </w:rPr>
+          <w:t xml:space="preserve">doi:10.48550/arXiv.2209.14687</w:t>
+        </w:r>
+      </w:hyperlink>
+    </w:p>
+    <w:p>
+      <w:pPr>
+        <w:pStyle w:val="Compact"/>
+        <w:numPr>
+          <w:ilvl w:val="1"/>
+          <w:numId w:val="1012"/>
+        </w:numPr>
+      </w:pPr>
+      <w:r>
+        <w:t xml:space="preserve">Liu, J. et al. (2022). DOLCE: a model-based probabilistic diffusion framework for limited-angle CT reconstruction.</w:t>
+      </w:r>
+      <w:r>
+        <w:t xml:space="preserve"> </w:t>
+      </w:r>
+      <w:hyperlink r:id="rId42">
+        <w:r>
+          <w:rPr>
+            <w:rStyle w:val="Hyperlink"/>
+          </w:rPr>
+          <w:t xml:space="preserve">doi:10.48550/arXiv.2211.12340</w:t>
+        </w:r>
+      </w:hyperlink>
+    </w:p>
+    <w:p>
+      <w:pPr>
+        <w:pStyle w:val="Compact"/>
+        <w:numPr>
+          <w:ilvl w:val="0"/>
+          <w:numId w:val="1002"/>
+        </w:numPr>
+      </w:pPr>
+      <w:r>
+        <w:rPr>
+          <w:b/>
+          <w:bCs/>
+        </w:rPr>
+        <w:t xml:space="preserve">Atomic-resolution coherent X-ray imaging with physics-based phase retrieval</w:t>
+      </w:r>
+    </w:p>
+    <w:p>
+      <w:pPr>
+        <w:pStyle w:val="Compact"/>
+        <w:numPr>
+          <w:ilvl w:val="1"/>
+          <w:numId w:val="1013"/>
+        </w:numPr>
+      </w:pPr>
+      <w:r>
+        <w:t xml:space="preserve">Meziere, J. et al. (2024). Atomic resolution coherent x-ray imaging with physics-based phase retrieval.</w:t>
+      </w:r>
+      <w:r>
+        <w:t xml:space="preserve"> </w:t>
+      </w:r>
+      <w:r>
+        <w:rPr>
+          <w:i/>
+          <w:iCs/>
+        </w:rPr>
+        <w:t xml:space="preserve">npj Computational Materials</w:t>
+      </w:r>
+      <w:r>
+        <w:t xml:space="preserve"> </w:t>
+      </w:r>
+      <w:r>
+        <w:t xml:space="preserve">10, 1–11.</w:t>
+      </w:r>
+      <w:r>
+        <w:t xml:space="preserve"> </w:t>
+      </w:r>
+      <w:hyperlink r:id="rId43">
+        <w:r>
+          <w:rPr>
+            <w:rStyle w:val="Hyperlink"/>
+          </w:rPr>
+          <w:t xml:space="preserve">doi:10.1038/s41524-024-01340-4</w:t>
+        </w:r>
+      </w:hyperlink>
+    </w:p>
+    <w:p>
+      <w:pPr>
+        <w:pStyle w:val="Compact"/>
+        <w:numPr>
+          <w:ilvl w:val="0"/>
+          <w:numId w:val="1002"/>
+        </w:numPr>
+      </w:pPr>
+      <w:r>
+        <w:rPr>
+          <w:b/>
+          <w:bCs/>
+        </w:rPr>
+        <w:t xml:space="preserve">Unsupervised deep denoising for 4D-STEM</w:t>
+      </w:r>
+    </w:p>
+    <w:p>
+      <w:pPr>
+        <w:pStyle w:val="Compact"/>
+        <w:numPr>
+          <w:ilvl w:val="1"/>
+          <w:numId w:val="1014"/>
+        </w:numPr>
+      </w:pPr>
+      <w:r>
+        <w:t xml:space="preserve">Sadri, A. et al. (2024). Unsupervised deep denoising for four-dimensional scanning transmission electron microscopy.</w:t>
+      </w:r>
+      <w:r>
+        <w:t xml:space="preserve"> </w:t>
+      </w:r>
+      <w:r>
+        <w:rPr>
+          <w:i/>
+          <w:iCs/>
+        </w:rPr>
+        <w:t xml:space="preserve">npj Computational Materials</w:t>
+      </w:r>
+      <w:r>
+        <w:t xml:space="preserve"> </w:t>
+      </w:r>
+      <w:r>
+        <w:t xml:space="preserve">10, 1–13.</w:t>
+      </w:r>
+      <w:r>
+        <w:t xml:space="preserve"> </w:t>
+      </w:r>
+      <w:hyperlink r:id="rId44">
+        <w:r>
+          <w:rPr>
+            <w:rStyle w:val="Hyperlink"/>
+          </w:rPr>
+          <w:t xml:space="preserve">doi:10.1038/s41524-024-01428-x</w:t>
+        </w:r>
+      </w:hyperlink>
+    </w:p>
+    <w:p>
+      <w:pPr>
+        <w:pStyle w:val="Compact"/>
+        <w:numPr>
+          <w:ilvl w:val="0"/>
+          <w:numId w:val="1002"/>
+        </w:numPr>
+      </w:pPr>
+      <w:r>
+        <w:rPr>
+          <w:b/>
+          <w:bCs/>
+        </w:rPr>
+        <w:t xml:space="preserve">Few-shot and zero-shot segmentation</w:t>
+      </w:r>
+    </w:p>
+    <w:p>
+      <w:pPr>
+        <w:pStyle w:val="Compact"/>
+        <w:numPr>
+          <w:ilvl w:val="1"/>
+          <w:numId w:val="1015"/>
+        </w:numPr>
+      </w:pPr>
+      <w:r>
+        <w:t xml:space="preserve">Akers, S. et al. (2021). Rapid and flexible segmentation of electron microscopy data using few-shot machine learning.</w:t>
+      </w:r>
+      <w:r>
+        <w:t xml:space="preserve"> </w:t>
+      </w:r>
+      <w:r>
+        <w:rPr>
+          <w:i/>
+          <w:iCs/>
+        </w:rPr>
+        <w:t xml:space="preserve">npj Computational Materials</w:t>
+      </w:r>
+      <w:r>
+        <w:t xml:space="preserve"> </w:t>
+      </w:r>
+      <w:r>
+        <w:t xml:space="preserve">7, 1–9.</w:t>
+      </w:r>
+      <w:r>
+        <w:t xml:space="preserve"> </w:t>
+      </w:r>
+      <w:hyperlink r:id="rId45">
+        <w:r>
+          <w:rPr>
+            <w:rStyle w:val="Hyperlink"/>
+          </w:rPr>
+          <w:t xml:space="preserve">doi:10.1038/s41524-021-00652-z</w:t>
+        </w:r>
+      </w:hyperlink>
+    </w:p>
+    <w:p>
+      <w:pPr>
+        <w:pStyle w:val="Compact"/>
+        <w:numPr>
+          <w:ilvl w:val="1"/>
+          <w:numId w:val="1015"/>
+        </w:numPr>
+      </w:pPr>
+      <w:r>
+        <w:t xml:space="preserve">Abebe, W. et al. (2025). SAM-I-Am: semantic boosting for zero-shot atomic-scale electron micrograph segmentation.</w:t>
+      </w:r>
+      <w:r>
+        <w:t xml:space="preserve"> </w:t>
+      </w:r>
+      <w:r>
+        <w:rPr>
+          <w:i/>
+          <w:iCs/>
+        </w:rPr>
+        <w:t xml:space="preserve">Computational Materials Science</w:t>
+      </w:r>
+      <w:r>
+        <w:t xml:space="preserve"> </w:t>
+      </w:r>
+      <w:r>
+        <w:t xml:space="preserve">246, 113400.</w:t>
+      </w:r>
+      <w:r>
+        <w:t xml:space="preserve"> </w:t>
+      </w:r>
+      <w:hyperlink r:id="rId46">
+        <w:r>
+          <w:rPr>
+            <w:rStyle w:val="Hyperlink"/>
+          </w:rPr>
+          <w:t xml:space="preserve">doi:10.1016/j.commatsci.2024.113400</w:t>
+        </w:r>
+      </w:hyperlink>
+    </w:p>
+    <w:bookmarkEnd w:id="47"/>
+    <w:bookmarkStart w:id="48" w:name="archive"/>
     <w:p>
       <w:pPr>
         <w:pStyle w:val="Heading2"/>
       </w:pPr>
       <w:r>
-        <w:t xml:space="preserve">2.4 Session 7: 02.12.26 - Talks 3 - 4</w:t>
-      </w:r>
-    </w:p>
-    <w:bookmarkEnd w:id="25"/>
-    <w:bookmarkStart w:id="26" w:name="session-8-09.12.26---talks-5---6"/>
-    <w:p>
-      <w:pPr>
-        <w:pStyle w:val="Heading2"/>
-      </w:pPr>
-      <w:r>
-        <w:t xml:space="preserve">2.5 Session 8: 09.12.26 - Talks 5 - 6</w:t>
-      </w:r>
-    </w:p>
-    <w:bookmarkEnd w:id="26"/>
-    <w:bookmarkStart w:id="27" w:name="session-9-16.12.26---talks-7---8"/>
-    <w:p>
-      <w:pPr>
-        <w:pStyle w:val="Heading2"/>
-      </w:pPr>
-      <w:r>
-        <w:t xml:space="preserve">2.6 Session 9: 16.12.26 - Talks 7 - 8</w:t>
-      </w:r>
-    </w:p>
-    <w:bookmarkEnd w:id="27"/>
-    <w:bookmarkStart w:id="28" w:name="session-10-06.01.27---talks-9---10"/>
-    <w:p>
-      <w:pPr>
-        <w:pStyle w:val="Heading2"/>
-      </w:pPr>
-      <w:r>
-        <w:t xml:space="preserve">2.7 Session 10: 06.01.27 - Talks 9 - 10</w:t>
-      </w:r>
-    </w:p>
-    <w:bookmarkEnd w:id="28"/>
-    <w:bookmarkStart w:id="29" w:name="session-11-13.01.27---talks-11---12"/>
-    <w:p>
-      <w:pPr>
-        <w:pStyle w:val="Heading2"/>
-      </w:pPr>
-      <w:r>
-        <w:t xml:space="preserve">2.8 Session 11: 13.01.27 - Talks 11 - 12</w:t>
-      </w:r>
-    </w:p>
-    <w:bookmarkEnd w:id="29"/>
-    <w:bookmarkStart w:id="30" w:name="session-12-20.01.27---talks-13---14"/>
-    <w:p>
-      <w:pPr>
-        <w:pStyle w:val="Heading2"/>
-      </w:pPr>
-      <w:r>
-        <w:t xml:space="preserve">2.9 Session 12: 20.01.27 - Talks 13 - 14</w:t>
-      </w:r>
-    </w:p>
-    <w:bookmarkEnd w:id="30"/>
-    <w:bookmarkStart w:id="31" w:name="session-13-27.01.27---talks-15---16"/>
-    <w:p>
-      <w:pPr>
-        <w:pStyle w:val="Heading2"/>
-      </w:pPr>
-      <w:r>
-        <w:t xml:space="preserve">2.10 Session 13: 27.01.27 - Talks 15 - 16</w:t>
-      </w:r>
-    </w:p>
-    <w:bookmarkEnd w:id="31"/>
-    <w:bookmarkStart w:id="32" w:name="session-14-03.02.27---buffer-wrap-up"/>
-    <w:p>
-      <w:pPr>
-        <w:pStyle w:val="Heading2"/>
-      </w:pPr>
-      <w:r>
-        <w:t xml:space="preserve">2.11 Session 14: 03.02.27 - Buffer / Wrap-up</w:t>
-      </w:r>
-    </w:p>
-    <w:bookmarkEnd w:id="32"/>
-    <w:bookmarkStart w:id="34" w:name="references"/>
-    <w:p>
-      <w:pPr>
-        <w:pStyle w:val="Heading2"/>
-      </w:pPr>
-      <w:r>
-        <w:t xml:space="preserve">References</w:t>
-      </w:r>
-    </w:p>
-    <w:bookmarkStart w:id="33" w:name="refs"/>
-    <w:bookmarkEnd w:id="33"/>
-    <w:bookmarkEnd w:id="34"/>
-    <w:bookmarkEnd w:id="35"/>
+        <w:t xml:space="preserve">Archive</w:t>
+      </w:r>
+    </w:p>
+    <w:p>
+      <w:pPr>
+        <w:pStyle w:val="FirstParagraph"/>
+      </w:pPr>
+      <w:r>
+        <w:t xml:space="preserve">The SS 25 version of this seminar had the same format: an intro session, journal clubs, then seminar talks.</w:t>
+      </w:r>
+    </w:p>
+    <w:bookmarkEnd w:id="48"/>
     <w:sectPr>
       <w:footnotePr>
         <w:numRestart w:val="eachSect"/>
@@ -474,8 +2137,268 @@
       </w:pPr>
     </w:lvl>
   </w:abstractNum>
+  <w:abstractNum w:abstractNumId="991">
+    <w:nsid w:val="0000A991"/>
+    <w:multiLevelType w:val="multilevel"/>
+    <w:lvl w:ilvl="0">
+      <w:numFmt w:val="bullet"/>
+      <w:lvlText w:val=""/>
+      <w:lvlJc w:val="left"/>
+      <w:pPr>
+        <w:ind w:left="720" w:hanging="360"/>
+      </w:pPr>
+      <w:rPr>
+        <w:rFonts w:ascii="Symbol" w:hAnsi="Symbol" w:cs="Symbol" w:hint="default"/>
+      </w:rPr>
+    </w:lvl>
+    <w:lvl w:ilvl="1">
+      <w:numFmt w:val="bullet"/>
+      <w:lvlText w:val="o"/>
+      <w:lvlJc w:val="left"/>
+      <w:pPr>
+        <w:ind w:left="1440" w:hanging="360"/>
+      </w:pPr>
+      <w:rPr>
+        <w:rFonts w:ascii="Courier New" w:hAnsi="Courier New" w:cs="Courier New" w:hint="default"/>
+      </w:rPr>
+    </w:lvl>
+    <w:lvl w:ilvl="2">
+      <w:numFmt w:val="bullet"/>
+      <w:lvlText w:val=""/>
+      <w:lvlJc w:val="left"/>
+      <w:pPr>
+        <w:ind w:left="2160" w:hanging="360"/>
+      </w:pPr>
+      <w:rPr>
+        <w:rFonts w:ascii="Wingdings" w:hAnsi="Wingdings" w:cs="Wingdings" w:hint="default"/>
+      </w:rPr>
+    </w:lvl>
+    <w:lvl w:ilvl="3">
+      <w:numFmt w:val="bullet"/>
+      <w:lvlText w:val=""/>
+      <w:lvlJc w:val="left"/>
+      <w:pPr>
+        <w:ind w:left="2880" w:hanging="360"/>
+      </w:pPr>
+      <w:rPr>
+        <w:rFonts w:ascii="Symbol" w:hAnsi="Symbol" w:cs="Symbol" w:hint="default"/>
+      </w:rPr>
+    </w:lvl>
+    <w:lvl w:ilvl="4">
+      <w:numFmt w:val="bullet"/>
+      <w:lvlText w:val="o"/>
+      <w:lvlJc w:val="left"/>
+      <w:pPr>
+        <w:ind w:left="3600" w:hanging="360"/>
+      </w:pPr>
+      <w:rPr>
+        <w:rFonts w:ascii="Courier New" w:hAnsi="Courier New" w:cs="Courier New" w:hint="default"/>
+      </w:rPr>
+    </w:lvl>
+    <w:lvl w:ilvl="5">
+      <w:numFmt w:val="bullet"/>
+      <w:lvlText w:val=""/>
+      <w:lvlJc w:val="left"/>
+      <w:pPr>
+        <w:ind w:left="4320" w:hanging="360"/>
+      </w:pPr>
+      <w:rPr>
+        <w:rFonts w:ascii="Wingdings" w:hAnsi="Wingdings" w:cs="Wingdings" w:hint="default"/>
+      </w:rPr>
+    </w:lvl>
+    <w:lvl w:ilvl="6">
+      <w:numFmt w:val="bullet"/>
+      <w:lvlText w:val=""/>
+      <w:lvlJc w:val="left"/>
+      <w:pPr>
+        <w:ind w:left="5040" w:hanging="360"/>
+      </w:pPr>
+      <w:rPr>
+        <w:rFonts w:ascii="Symbol" w:hAnsi="Symbol" w:cs="Symbol" w:hint="default"/>
+      </w:rPr>
+    </w:lvl>
+    <w:lvl w:ilvl="7">
+      <w:numFmt w:val="bullet"/>
+      <w:lvlText w:val="o"/>
+      <w:lvlJc w:val="left"/>
+      <w:pPr>
+        <w:ind w:left="5760" w:hanging="360"/>
+      </w:pPr>
+      <w:rPr>
+        <w:rFonts w:ascii="Courier New" w:hAnsi="Courier New" w:cs="Courier New" w:hint="default"/>
+      </w:rPr>
+    </w:lvl>
+    <w:lvl w:ilvl="8">
+      <w:numFmt w:val="bullet"/>
+      <w:lvlText w:val=""/>
+      <w:lvlJc w:val="left"/>
+      <w:pPr>
+        <w:ind w:left="6480" w:hanging="360"/>
+      </w:pPr>
+      <w:rPr>
+        <w:rFonts w:ascii="Wingdings" w:hAnsi="Wingdings" w:cs="Wingdings" w:hint="default"/>
+      </w:rPr>
+    </w:lvl>
+  </w:abstractNum>
+  <w:abstractNum w:abstractNumId="99411">
+    <w:nsid w:val="00A99411"/>
+    <w:multiLevelType w:val="multilevel"/>
+    <w:lvl w:ilvl="0">
+      <w:start w:val="1"/>
+      <w:numFmt w:val="decimal"/>
+      <w:lvlText w:val="%1."/>
+      <w:lvlJc w:val="left"/>
+      <w:pPr>
+        <w:ind w:left="720" w:hanging="360"/>
+      </w:pPr>
+    </w:lvl>
+    <w:lvl w:ilvl="1">
+      <w:start w:val="1"/>
+      <w:numFmt w:val="decimal"/>
+      <w:lvlText w:val="%2."/>
+      <w:lvlJc w:val="left"/>
+      <w:pPr>
+        <w:ind w:left="1440" w:hanging="360"/>
+      </w:pPr>
+    </w:lvl>
+    <w:lvl w:ilvl="2">
+      <w:start w:val="1"/>
+      <w:numFmt w:val="decimal"/>
+      <w:lvlText w:val="%3."/>
+      <w:lvlJc w:val="left"/>
+      <w:pPr>
+        <w:ind w:left="2160" w:hanging="360"/>
+      </w:pPr>
+    </w:lvl>
+    <w:lvl w:ilvl="3">
+      <w:start w:val="1"/>
+      <w:numFmt w:val="decimal"/>
+      <w:lvlText w:val="%4."/>
+      <w:lvlJc w:val="left"/>
+      <w:pPr>
+        <w:ind w:left="2880" w:hanging="360"/>
+      </w:pPr>
+    </w:lvl>
+    <w:lvl w:ilvl="4">
+      <w:start w:val="1"/>
+      <w:numFmt w:val="decimal"/>
+      <w:lvlText w:val="%5."/>
+      <w:lvlJc w:val="left"/>
+      <w:pPr>
+        <w:ind w:left="3600" w:hanging="360"/>
+      </w:pPr>
+    </w:lvl>
+    <w:lvl w:ilvl="5">
+      <w:start w:val="1"/>
+      <w:numFmt w:val="decimal"/>
+      <w:lvlText w:val="%6."/>
+      <w:lvlJc w:val="left"/>
+      <w:pPr>
+        <w:ind w:left="4320" w:hanging="360"/>
+      </w:pPr>
+    </w:lvl>
+    <w:lvl w:ilvl="6">
+      <w:start w:val="1"/>
+      <w:numFmt w:val="decimal"/>
+      <w:lvlText w:val="%7."/>
+      <w:lvlJc w:val="left"/>
+      <w:pPr>
+        <w:ind w:left="5040" w:hanging="360"/>
+      </w:pPr>
+    </w:lvl>
+    <w:lvl w:ilvl="7">
+      <w:start w:val="1"/>
+      <w:numFmt w:val="decimal"/>
+      <w:lvlText w:val="%8."/>
+      <w:lvlJc w:val="left"/>
+      <w:pPr>
+        <w:ind w:left="5760" w:hanging="360"/>
+      </w:pPr>
+    </w:lvl>
+    <w:lvl w:ilvl="8">
+      <w:start w:val="1"/>
+      <w:numFmt w:val="decimal"/>
+      <w:lvlText w:val="%9."/>
+      <w:lvlJc w:val="left"/>
+      <w:pPr>
+        <w:ind w:left="6480" w:hanging="360"/>
+      </w:pPr>
+    </w:lvl>
+  </w:abstractNum>
   <w:num w:numId="1000">
     <w:abstractNumId w:val="990"/>
+  </w:num>
+  <w:num w:numId="1001">
+    <w:abstractNumId w:val="991"/>
+  </w:num>
+  <w:num w:numId="1002">
+    <w:abstractNumId w:val="99411"/>
+    <w:lvlOverride w:ilvl="0">
+      <w:startOverride w:val="1"/>
+    </w:lvlOverride>
+    <w:lvlOverride w:ilvl="1">
+      <w:startOverride w:val="1"/>
+    </w:lvlOverride>
+    <w:lvlOverride w:ilvl="2">
+      <w:startOverride w:val="1"/>
+    </w:lvlOverride>
+    <w:lvlOverride w:ilvl="3">
+      <w:startOverride w:val="1"/>
+    </w:lvlOverride>
+    <w:lvlOverride w:ilvl="4">
+      <w:startOverride w:val="1"/>
+    </w:lvlOverride>
+    <w:lvlOverride w:ilvl="5">
+      <w:startOverride w:val="1"/>
+    </w:lvlOverride>
+    <w:lvlOverride w:ilvl="6">
+      <w:startOverride w:val="1"/>
+    </w:lvlOverride>
+    <w:lvlOverride w:ilvl="7">
+      <w:startOverride w:val="1"/>
+    </w:lvlOverride>
+    <w:lvlOverride w:ilvl="8">
+      <w:startOverride w:val="1"/>
+    </w:lvlOverride>
+  </w:num>
+  <w:num w:numId="1003">
+    <w:abstractNumId w:val="991"/>
+  </w:num>
+  <w:num w:numId="1004">
+    <w:abstractNumId w:val="991"/>
+  </w:num>
+  <w:num w:numId="1005">
+    <w:abstractNumId w:val="991"/>
+  </w:num>
+  <w:num w:numId="1006">
+    <w:abstractNumId w:val="991"/>
+  </w:num>
+  <w:num w:numId="1007">
+    <w:abstractNumId w:val="991"/>
+  </w:num>
+  <w:num w:numId="1008">
+    <w:abstractNumId w:val="991"/>
+  </w:num>
+  <w:num w:numId="1009">
+    <w:abstractNumId w:val="991"/>
+  </w:num>
+  <w:num w:numId="1010">
+    <w:abstractNumId w:val="991"/>
+  </w:num>
+  <w:num w:numId="1011">
+    <w:abstractNumId w:val="991"/>
+  </w:num>
+  <w:num w:numId="1012">
+    <w:abstractNumId w:val="991"/>
+  </w:num>
+  <w:num w:numId="1013">
+    <w:abstractNumId w:val="991"/>
+  </w:num>
+  <w:num w:numId="1014">
+    <w:abstractNumId w:val="991"/>
+  </w:num>
+  <w:num w:numId="1015">
+    <w:abstractNumId w:val="991"/>
   </w:num>
 </w:numbering>
 </file>
